--- a/document/submission/最终项目-4-项目文档-详细设计-第10组.docx
+++ b/document/submission/最终项目-4-项目文档-详细设计-第10组.docx
@@ -34657,6 +34657,558 @@
         <w:t>（6）认证安全机制：JWT Token设置了合理的过期时间，用户登录后获取的token需在有效期内使用。密码使用BCrypt（强度因子10）进行单向哈希加密存储，即使数据库泄露也无法还原用户明文密码。所有需认证的API接口通过@RequireAuth注解标记，由UserAuthInterceptor统一拦截验证。管理员接口额外校验用户role=ADMIN，从架构层面杜绝越权操作。</w:t>
       </w:r>
     </w:p>
+    <w:p>
+      <w:pPr>
+        <w:pStyle w:val="3"/>
+      </w:pPr>
+      <w:r>
+        <w:rPr>
+          <w:rFonts w:eastAsia="黑体"/>
+          <w:b/>
+          <w:sz w:val="32"/>
+        </w:rPr>
+        <w:t xml:space="preserve">6 设计模式应用</w:t>
+      </w:r>
+    </w:p>
+    <w:p>
+      <w:pPr>
+        <w:ind w:firstLine="480"/>
+      </w:pPr>
+      <w:r>
+        <w:rPr>
+          <w:rFonts w:eastAsia="宋体"/>
+          <w:sz w:val="24"/>
+        </w:rPr>
+        <w:t xml:space="preserve">本系统在设计和开发过程中，充分运用了多种面向对象设计模式和架构模式，提升了代码的可维护性、可扩展性和可复用性。以下详述三种核心设计模式在本系统中的实际应用。</w:t>
+      </w:r>
+    </w:p>
+    <w:p>
+      <w:pPr>
+        <w:pStyle w:val="4"/>
+      </w:pPr>
+      <w:r>
+        <w:rPr>
+          <w:rFonts w:eastAsia="黑体"/>
+          <w:b/>
+          <w:sz w:val="28"/>
+        </w:rPr>
+        <w:t xml:space="preserve">6.1 订单状态机——状态模式（State Pattern）</w:t>
+      </w:r>
+    </w:p>
+    <w:p>
+      <w:pPr>
+        <w:ind w:firstLine="480"/>
+      </w:pPr>
+      <w:r>
+        <w:rPr>
+          <w:rFonts w:eastAsia="宋体"/>
+          <w:sz w:val="24"/>
+          <w:b/>
+        </w:rPr>
+        <w:t xml:space="preserve">1. 模式定义：</w:t>
+      </w:r>
+      <w:r>
+        <w:rPr>
+          <w:rFonts w:eastAsia="宋体"/>
+          <w:sz w:val="24"/>
+        </w:rPr>
+        <w:t xml:space="preserve">状态模式允许对象在内部状态改变时改变其行为，使对象看起来似乎修改了其所属的类。它将与特定状态相关的行为封装在独立的状态对象中，将状态转换逻辑从庞大的条件语句中解耦出来。</w:t>
+      </w:r>
+    </w:p>
+    <w:p>
+      <w:pPr>
+        <w:ind w:firstLine="480"/>
+      </w:pPr>
+      <w:r>
+        <w:rPr>
+          <w:rFonts w:eastAsia="宋体"/>
+          <w:sz w:val="24"/>
+          <w:b/>
+        </w:rPr>
+        <w:t xml:space="preserve">2. 应用场景：</w:t>
+      </w:r>
+      <w:r>
+        <w:rPr>
+          <w:rFonts w:eastAsia="宋体"/>
+          <w:sz w:val="24"/>
+        </w:rPr>
+        <w:t xml:space="preserve">技能交易订单需要经历多个生命周期阶段，每个阶段允许的操作不同，状态的转换需要遵循严格的规则。这是状态模式的典型应用场景。</w:t>
+      </w:r>
+    </w:p>
+    <w:p>
+      <w:pPr>
+        <w:ind w:firstLine="480"/>
+      </w:pPr>
+      <w:r>
+        <w:rPr>
+          <w:rFonts w:eastAsia="宋体"/>
+          <w:sz w:val="24"/>
+          <w:b/>
+        </w:rPr>
+        <w:t xml:space="preserve">3. 订单状态定义：</w:t>
+      </w:r>
+      <w:r>
+        <w:rPr>
+          <w:rFonts w:eastAsia="宋体"/>
+          <w:sz w:val="24"/>
+        </w:rPr>
+        <w:t xml:space="preserve">系统在OrderServiceImpl中定义了5种订单状态常量（private static final int），构成完整的状态集合：</w:t>
+      </w:r>
+    </w:p>
+    <w:p>
+      <w:pPr>
+        <w:ind w:firstLine="480"/>
+      </w:pPr>
+      <w:r>
+        <w:rPr>
+          <w:rFonts w:eastAsia="宋体"/>
+          <w:sz w:val="24"/>
+        </w:rPr>
+        <w:t xml:space="preserve">（a）待确认（STATUS_PENDING = 1）：买方下单后的初始状态。此阶段仅允许卖方执行"确认接单"操作，或任一方执行"取消订单"。</w:t>
+      </w:r>
+    </w:p>
+    <w:p>
+      <w:pPr>
+        <w:ind w:firstLine="480"/>
+      </w:pPr>
+      <w:r>
+        <w:rPr>
+          <w:rFonts w:eastAsia="宋体"/>
+          <w:sz w:val="24"/>
+        </w:rPr>
+        <w:t xml:space="preserve">（b）进行中（STATUS_IN_PROGRESS = 2）：卖方确认接单后，订单进入服务执行阶段。买卖双方可各自"确认完成"，任一方先确认后订单进入下一状态。</w:t>
+      </w:r>
+    </w:p>
+    <w:p>
+      <w:pPr>
+        <w:ind w:firstLine="480"/>
+      </w:pPr>
+      <w:r>
+        <w:rPr>
+          <w:rFonts w:eastAsia="宋体"/>
+          <w:sz w:val="24"/>
+        </w:rPr>
+        <w:t xml:space="preserve">（c）待确认完成（STATUS_WAIT_COMPLETE = 3）：一方已确认完成，等待另一方确认。当双方均确认后，系统自动触发订单完成流程。</w:t>
+      </w:r>
+    </w:p>
+    <w:p>
+      <w:pPr>
+        <w:ind w:firstLine="480"/>
+      </w:pPr>
+      <w:r>
+        <w:rPr>
+          <w:rFonts w:eastAsia="宋体"/>
+          <w:sz w:val="24"/>
+        </w:rPr>
+        <w:t xml:space="preserve">（d）已完成（STATUS_COMPLETED = 4）：买卖双方均确认完成后的终态。触发时间币解冻及转账，开放双盲评价入口。</w:t>
+      </w:r>
+    </w:p>
+    <w:p>
+      <w:pPr>
+        <w:ind w:firstLine="480"/>
+      </w:pPr>
+      <w:r>
+        <w:rPr>
+          <w:rFonts w:eastAsia="宋体"/>
+          <w:sz w:val="24"/>
+        </w:rPr>
+        <w:t xml:space="preserve">（e）已取消（STATUS_CANCELLED = 5）：在"待确认"阶段由任一方取消订单的终态。</w:t>
+      </w:r>
+    </w:p>
+    <w:p>
+      <w:pPr>
+        <w:ind w:firstLine="480"/>
+      </w:pPr>
+      <w:r>
+        <w:rPr>
+          <w:rFonts w:eastAsia="宋体"/>
+          <w:sz w:val="24"/>
+          <w:b/>
+        </w:rPr>
+        <w:t xml:space="preserve">4. 核心实现：</w:t>
+      </w:r>
+      <w:r>
+        <w:rPr>
+          <w:rFonts w:eastAsia="宋体"/>
+          <w:sz w:val="24"/>
+        </w:rPr>
+        <w:t xml:space="preserve">OrderServiceImpl（位于skill-order-service模块）是状态模式的实现载体。每个业务方法均遵循"状态前置检查 -&gt; 执行业务逻辑 -&gt; 触发状态转换"的三段式结构：</w:t>
+      </w:r>
+    </w:p>
+    <w:p>
+      <w:pPr>
+        <w:ind w:firstLine="480"/>
+      </w:pPr>
+      <w:r>
+        <w:rPr>
+          <w:rFonts w:eastAsia="宋体"/>
+          <w:sz w:val="24"/>
+        </w:rPr>
+        <w:t xml:space="preserve">（a）confirmOrder(sellerId): 验证当前状态==待确认 -&gt; 从买方余额扣除并冻结相应金额 -&gt; 状态转为进行中。</w:t>
+      </w:r>
+    </w:p>
+    <w:p>
+      <w:pPr>
+        <w:ind w:firstLine="480"/>
+      </w:pPr>
+      <w:r>
+        <w:rPr>
+          <w:rFonts w:eastAsia="宋体"/>
+          <w:sz w:val="24"/>
+        </w:rPr>
+        <w:t xml:space="preserve">（b）buyerConfirmComplete(userId): 验证状态属于{进行中, 待确认完成} -&gt; 设置买方确认标记(buyerConfirm=1) -&gt; 若卖方也已确认，调用doCompleteOrder()；否则状态转为待确认完成。</w:t>
+      </w:r>
+    </w:p>
+    <w:p>
+      <w:pPr>
+        <w:ind w:firstLine="480"/>
+      </w:pPr>
+      <w:r>
+        <w:rPr>
+          <w:rFonts w:eastAsia="宋体"/>
+          <w:sz w:val="24"/>
+        </w:rPr>
+        <w:t xml:space="preserve">（c）sellerConfirmComplete(userId): 验证状态属于{进行中, 待确认完成} -&gt; 设置卖方确认标记(sellerConfirm=1) -&gt; 若买方也已确认，调用doCompleteOrder()；否则状态转为待确认完成。</w:t>
+      </w:r>
+    </w:p>
+    <w:p>
+      <w:pPr>
+        <w:ind w:firstLine="480"/>
+      </w:pPr>
+      <w:r>
+        <w:rPr>
+          <w:rFonts w:eastAsia="宋体"/>
+          <w:sz w:val="24"/>
+        </w:rPr>
+        <w:t xml:space="preserve">（d）doCompleteOrder(): 验证当前状态==待确认完成且双方均已确认 -&gt; 解冻买方冻结余额并转账给卖方 -&gt; 状态转为已完成，记录完成时间。</w:t>
+      </w:r>
+    </w:p>
+    <w:p>
+      <w:pPr>
+        <w:ind w:firstLine="480"/>
+      </w:pPr>
+      <w:r>
+        <w:rPr>
+          <w:rFonts w:eastAsia="宋体"/>
+          <w:sz w:val="24"/>
+        </w:rPr>
+        <w:t xml:space="preserve">（e）cancelOrder(userId): 验证当前状态==待确认 -&gt; 状态转为已取消。</w:t>
+      </w:r>
+    </w:p>
+    <w:p>
+      <w:pPr>
+        <w:ind w:firstLine="480"/>
+      </w:pPr>
+      <w:r>
+        <w:rPr>
+          <w:rFonts w:eastAsia="宋体"/>
+          <w:sz w:val="24"/>
+          <w:b/>
+        </w:rPr>
+        <w:t xml:space="preserve">5. 设计优势：</w:t>
+      </w:r>
+      <w:r>
+        <w:rPr>
+          <w:rFonts w:eastAsia="宋体"/>
+          <w:sz w:val="24"/>
+        </w:rPr>
+        <w:t xml:space="preserve">状态模式使订单的状态流转规则清晰明确，每个操作入口都有状态前置检查（status != expected），在非法状态下直接抛出BusinessException，杜绝了非法状态转换。状态描述通过Java 17的switch表达式统一管理，代码简洁且新增状态时只需增加一个case分支。所有状态转换操作均标注@Transactional，确保状态变更与资金变动在同一数据库事务中原子执行。</w:t>
+      </w:r>
+    </w:p>
+    <w:p>
+      <w:pPr>
+        <w:ind w:firstLine="480"/>
+      </w:pPr>
+      <w:r>
+        <w:rPr>
+          <w:rFonts w:eastAsia="宋体"/>
+          <w:sz w:val="24"/>
+          <w:b/>
+        </w:rPr>
+        <w:t xml:space="preserve">6. 状态流转图：</w:t>
+      </w:r>
+      <w:r>
+        <w:rPr>
+          <w:rFonts w:eastAsia="宋体"/>
+          <w:sz w:val="24"/>
+        </w:rPr>
+        <w:t xml:space="preserve">待确认（卖方确认）-&gt; 进行中（任一方确认）-&gt; 待确认完成（另一方确认）-&gt; 已完成。其中"待确认"阶段可随时取消进入"已取消"终态。</w:t>
+      </w:r>
+    </w:p>
+    <w:p>
+      <w:pPr>
+        <w:pStyle w:val="4"/>
+      </w:pPr>
+      <w:r>
+        <w:rPr>
+          <w:rFonts w:eastAsia="黑体"/>
+          <w:b/>
+          <w:sz w:val="28"/>
+        </w:rPr>
+        <w:t xml:space="preserve">6.2 JWT认证拦截器——拦截器模式（Interceptor Pattern）</w:t>
+      </w:r>
+    </w:p>
+    <w:p>
+      <w:pPr>
+        <w:ind w:firstLine="480"/>
+      </w:pPr>
+      <w:r>
+        <w:rPr>
+          <w:rFonts w:eastAsia="宋体"/>
+          <w:sz w:val="24"/>
+          <w:b/>
+        </w:rPr>
+        <w:t xml:space="preserve">1. 模式定义：</w:t>
+      </w:r>
+      <w:r>
+        <w:rPr>
+          <w:rFonts w:eastAsia="宋体"/>
+          <w:sz w:val="24"/>
+        </w:rPr>
+        <w:t xml:space="preserve">拦截器模式允许在请求处理的前后插入横切关注点（cross-cutting concerns）的处理逻辑，无需修改核心业务代码。它是AOP（面向切面编程）思想在Web层的具体体现，Spring MVC的HandlerInterceptor接口是该模式的标准实现。</w:t>
+      </w:r>
+    </w:p>
+    <w:p>
+      <w:pPr>
+        <w:ind w:firstLine="480"/>
+      </w:pPr>
+      <w:r>
+        <w:rPr>
+          <w:rFonts w:eastAsia="宋体"/>
+          <w:sz w:val="24"/>
+          <w:b/>
+        </w:rPr>
+        <w:t xml:space="preserve">2. 应用场景：</w:t>
+      </w:r>
+      <w:r>
+        <w:rPr>
+          <w:rFonts w:eastAsia="宋体"/>
+          <w:sz w:val="24"/>
+        </w:rPr>
+        <w:t xml:space="preserve">系统中约40个API端点，约30个需要登录认证，9个需要ADMIN角色校验。如果在每个Controller方法中手工编写认证逻辑，将导致严重的代码重复（每个方法重复相同的token解析和校验逻辑），且容易因遗漏导致安全漏洞。</w:t>
+      </w:r>
+    </w:p>
+    <w:p>
+      <w:pPr>
+        <w:ind w:firstLine="480"/>
+      </w:pPr>
+      <w:r>
+        <w:rPr>
+          <w:rFonts w:eastAsia="宋体"/>
+          <w:sz w:val="24"/>
+          <w:b/>
+        </w:rPr>
+        <w:t xml:space="preserve">3. 核心实现：</w:t>
+      </w:r>
+      <w:r>
+        <w:rPr>
+          <w:rFonts w:eastAsia="宋体"/>
+          <w:sz w:val="24"/>
+        </w:rPr>
+        <w:t xml:space="preserve">系统设计了"自定义注解 + Spring拦截器"的双组件方案，实现声明式安全控制：</w:t>
+      </w:r>
+    </w:p>
+    <w:p>
+      <w:pPr>
+        <w:ind w:firstLine="480"/>
+      </w:pPr>
+      <w:r>
+        <w:rPr>
+          <w:rFonts w:eastAsia="宋体"/>
+          <w:sz w:val="24"/>
+        </w:rPr>
+        <w:t xml:space="preserve">（a）@RequireAuth注解（位于skill-common模块）：标记在Controller方法上，声明该接口是否需要强制登录。required属性默认为true（强制登录）；设为false时表示"可选登录态"——有token则解析用户信息，无token也放行（用于技能广场首页、技能详情等公开接口）。</w:t>
+      </w:r>
+    </w:p>
+    <w:p>
+      <w:pPr>
+        <w:ind w:firstLine="480"/>
+      </w:pPr>
+      <w:r>
+        <w:rPr>
+          <w:rFonts w:eastAsia="宋体"/>
+          <w:sz w:val="24"/>
+        </w:rPr>
+        <w:t xml:space="preserve">（b）UserAuthInterceptor拦截器（位于skill-user-service模块）：实现HandlerInterceptor接口，在preHandle()方法中拦截所有/api/</w:t>
+      </w:r>
+      <w:r>
+        <w:rPr>
+          <w:rFonts w:eastAsia="宋体"/>
+          <w:sz w:val="24"/>
+          <w:b/>
+        </w:rPr>
+        <w:t xml:space="preserve">请求。处理流程为：提取Authorization头部Bearer Token -&gt; JwtUtil解析获取userId和role -&gt; 存入request属性供Controller使用 -&gt; 若解析成功则放行；若解析失败但方法无@RequireAuth或required=false则放行；若解析失败且方法要求登录则返回401。</w:t>
+      </w:r>
+    </w:p>
+    <w:p>
+      <w:pPr>
+        <w:ind w:firstLine="480"/>
+      </w:pPr>
+      <w:r>
+        <w:rPr>
+          <w:rFonts w:eastAsia="宋体"/>
+          <w:sz w:val="24"/>
+        </w:rPr>
+        <w:t xml:space="preserve">（c）WebMvcConfig配置（位于skill-gateway模块）：在addInterceptors()中注册拦截器，指定拦截路径/api/</w:t>
+      </w:r>
+      <w:r>
+        <w:rPr>
+          <w:rFonts w:eastAsia="宋体"/>
+          <w:sz w:val="24"/>
+          <w:b/>
+        </w:rPr>
+        <w:t xml:space="preserve">，并排除Swagger文档路径（/swagger-ui.html、/v3/api-docs）。</w:t>
+      </w:r>
+    </w:p>
+    <w:p>
+      <w:pPr>
+        <w:ind w:firstLine="480"/>
+      </w:pPr>
+      <w:r>
+        <w:rPr>
+          <w:rFonts w:eastAsia="宋体"/>
+          <w:sz w:val="24"/>
+          <w:b/>
+        </w:rPr>
+        <w:t xml:space="preserve">4. 设计优势：</w:t>
+      </w:r>
+      <w:r>
+        <w:rPr>
+          <w:rFonts w:eastAsia="宋体"/>
+          <w:sz w:val="24"/>
+        </w:rPr>
+        <w:t xml:space="preserve">拦截器模式将认证横切逻辑从业务代码中完全分离。Controller只需关注业务逻辑，安全规则由注解声明式管理，实现了"关注点分离"原则。当需要调整认证策略时（如增加IP白名单、限流），只需修改拦截器而无需触碰任何Controller代码。此外，公开接口通过@RequireAuth(required=false)标记，Controller可通过request.getAttribute("userId")自行判断用户登录态，实现同一接口对登录/未登录用户提供差异化内容。</w:t>
+      </w:r>
+    </w:p>
+    <w:p>
+      <w:pPr>
+        <w:pStyle w:val="4"/>
+      </w:pPr>
+      <w:r>
+        <w:rPr>
+          <w:rFonts w:eastAsia="黑体"/>
+          <w:b/>
+          <w:sz w:val="28"/>
+        </w:rPr>
+        <w:t xml:space="preserve">6.3 实体基类——模板方法模式（Template Method Pattern）</w:t>
+      </w:r>
+    </w:p>
+    <w:p>
+      <w:pPr>
+        <w:ind w:firstLine="480"/>
+      </w:pPr>
+      <w:r>
+        <w:rPr>
+          <w:rFonts w:eastAsia="宋体"/>
+          <w:sz w:val="24"/>
+          <w:b/>
+        </w:rPr>
+        <w:t xml:space="preserve">1. 模式定义：</w:t>
+      </w:r>
+      <w:r>
+        <w:rPr>
+          <w:rFonts w:eastAsia="宋体"/>
+          <w:sz w:val="24"/>
+        </w:rPr>
+        <w:t xml:space="preserve">模板方法模式在父类中定义算法的骨架，将某些步骤延迟到子类中实现，子类可以重写这些步骤而不改变算法结构。在本系统中，体现为通过继承BaseEntity基类来复用公共字段定义和MyBatis-Plus的内置CRUD能力。</w:t>
+      </w:r>
+    </w:p>
+    <w:p>
+      <w:pPr>
+        <w:ind w:firstLine="480"/>
+      </w:pPr>
+      <w:r>
+        <w:rPr>
+          <w:rFonts w:eastAsia="宋体"/>
+          <w:sz w:val="24"/>
+          <w:b/>
+        </w:rPr>
+        <w:t xml:space="preserve">2. 核心实现：</w:t>
+      </w:r>
+      <w:r>
+        <w:rPr>
+          <w:rFonts w:eastAsia="宋体"/>
+          <w:sz w:val="24"/>
+        </w:rPr>
+        <w:t xml:space="preserve">BaseEntity（位于skill-common模块）定义了三个通用字段，作为所有实体类的模板骨架：</w:t>
+      </w:r>
+    </w:p>
+    <w:p>
+      <w:pPr>
+        <w:ind w:firstLine="480"/>
+      </w:pPr>
+      <w:r>
+        <w:rPr>
+          <w:rFonts w:eastAsia="宋体"/>
+          <w:sz w:val="24"/>
+        </w:rPr>
+        <w:t xml:space="preserve">（a）id（Long类型，雪花算法自动生成）：全局唯一分布式主键，通过MyBatis-Plus的@TableId(type=IdType.ASSIGN_ID)配置雪花算法策略。</w:t>
+      </w:r>
+    </w:p>
+    <w:p>
+      <w:pPr>
+        <w:ind w:firstLine="480"/>
+      </w:pPr>
+      <w:r>
+        <w:rPr>
+          <w:rFonts w:eastAsia="宋体"/>
+          <w:sz w:val="24"/>
+        </w:rPr>
+        <w:t xml:space="preserve">（b）createTime（LocalDateTime，自动填充）：记录实体创建时间，由数据库DEFAULT CURRENT_TIMESTAMP设置。</w:t>
+      </w:r>
+    </w:p>
+    <w:p>
+      <w:pPr>
+        <w:ind w:firstLine="480"/>
+      </w:pPr>
+      <w:r>
+        <w:rPr>
+          <w:rFonts w:eastAsia="宋体"/>
+          <w:sz w:val="24"/>
+        </w:rPr>
+        <w:t xml:space="preserve">（c）updateTime（LocalDateTime，自动填充）：记录实体最后修改时间，由数据库ON UPDATE CURRENT_TIMESTAMP自动更新。</w:t>
+      </w:r>
+    </w:p>
+    <w:p>
+      <w:pPr>
+        <w:ind w:firstLine="480"/>
+      </w:pPr>
+      <w:r>
+        <w:rPr>
+          <w:rFonts w:eastAsia="宋体"/>
+          <w:sz w:val="24"/>
+          <w:b/>
+        </w:rPr>
+        <w:t xml:space="preserve">3. 应用范围：</w:t>
+      </w:r>
+      <w:r>
+        <w:rPr>
+          <w:rFonts w:eastAsia="宋体"/>
+          <w:sz w:val="24"/>
+        </w:rPr>
+        <w:t xml:space="preserve">除skill_category表（无updateTime字段，不继承）和announcement表（使用自增主键，不继承）外，其余13张表的实体类均继承BaseEntity。子类通过Lombok的@Data和@EqualsAndHashCode(callSuper=true)自动生成getter/setter，并正确处理继承自父类的字段在相等性比较中的参与。</w:t>
+      </w:r>
+    </w:p>
+    <w:p>
+      <w:pPr>
+        <w:ind w:firstLine="480"/>
+      </w:pPr>
+      <w:r>
+        <w:rPr>
+          <w:rFonts w:eastAsia="宋体"/>
+          <w:sz w:val="24"/>
+          <w:b/>
+        </w:rPr>
+        <w:t xml:space="preserve">4. 设计优势：</w:t>
+      </w:r>
+      <w:r>
+        <w:rPr>
+          <w:rFonts w:eastAsia="宋体"/>
+          <w:sz w:val="24"/>
+        </w:rPr>
+        <w:t xml:space="preserve">模板方法模式将公共字段和行为收敛到基类，消除了13个子类中重复的id/createTime/updateTime字段声明。MyBatis-Plus的CRUD方法（selectById、updateById等）基于id字段工作，该能力通过继承自动获得。如果未来需要为所有实体统一增加"逻辑删除标记"（deleted）或"数据版本号"（version）等字段，只需修改BaseEntity即可覆盖所有子类，符合"开闭原则"（对扩展开放，对修改关闭）。</w:t>
+      </w:r>
+    </w:p>
     <w:sectPr>
       <w:pgSz w:w="11906" w:h="16838"/>
       <w:pgMar w:top="1440" w:right="1803" w:bottom="1440" w:left="1803" w:header="720" w:footer="720" w:gutter="0"/>
